--- a/manuscript/submission/Manuscript_TNBC_B36N36_JMM.docx
+++ b/manuscript/submission/Manuscript_TNBC_B36N36_JMM.docx
@@ -781,11 +781,21 @@
     </w:p>
     <w:p>
       <w:pPr>
+        <w:ind w:firstLine="340"/>
+        <w:jc w:val="both"/>
+      </w:pPr>
+      <w:r>
+        <w:rPr/>
+        <w:t>The workflow is summarised in Fig. 1. All quantities are computed; none is fitted to experimental data.</w:t>
+      </w:r>
+    </w:p>
+    <w:p>
+      <w:pPr>
         <w:pStyle w:val="Heading2"/>
       </w:pPr>
       <w:r>
         <w:rPr/>
-        <w:t>Validated docking into the PARP1 nicotinamide pocket</w:t>
+        <w:t>Electronic descriptors of the drugs</w:t>
       </w:r>
     </w:p>
     <w:p>
@@ -795,47 +805,7 @@
       </w:pPr>
       <w:r>
         <w:rPr/>
-        <w:t>Self-redocking of talazoparib from its crystal conformation reproduced the deposited pose with a heavy-atom RMSD of 0.51 Å (−11.9 kcal mol</w:t>
-      </w:r>
-      <w:r>
-        <w:rPr>
-          <w:vertAlign w:val="superscript"/>
-        </w:rPr>
-        <w:t>−1</w:t>
-      </w:r>
-      <w:r>
-        <w:rPr/>
-        <w:t>), and the same ligand rebuilt from SMILES through the production protocol reached 1.27 Å (Fig. 3a), both within the usual 2 Å criterion. The ring-conformer ensemble was necessary: a single ETKDG conformer of talazoparib, whose partially saturated ring Vina cannot flex, docked 6.7 Å away from the crystal pose. Across the 30 drugs, the most frequently contacted residues were Tyr907, Tyr896, His862, Tyr889, Asp766, Gly863 (Fig. 3b), the nicotinamide-site residues that anchor clinical PARP inhibitors. Scores ranged from −12.8 to −7.8 kcal mol</w:t>
-      </w:r>
-      <w:r>
-        <w:rPr>
-          <w:vertAlign w:val="superscript"/>
-        </w:rPr>
-        <w:t>−1</w:t>
-      </w:r>
-      <w:r>
-        <w:rPr/>
-        <w:t xml:space="preserve"> (Table 1, Fig. 4a). The two best-scoring drugs were the approved PARP inhibitors olaparib (−12.8) and talazoparib (−12.2 kcal mol</w:t>
-      </w:r>
-      <w:r>
-        <w:rPr>
-          <w:vertAlign w:val="superscript"/>
-        </w:rPr>
-        <w:t>−1</w:t>
-      </w:r>
-      <w:r>
-        <w:rPr/>
-        <w:t xml:space="preserve">), a useful plausibility check, although the three families did not differ significantly (Kruskal–Wallis </w:t>
-      </w:r>
-      <w:r>
-        <w:rPr>
-          <w:i/>
-        </w:rPr>
-        <w:t>p</w:t>
-      </w:r>
-      <w:r>
-        <w:rPr/>
-        <w:t xml:space="preserve"> = 0.22).</w:t>
+        <w:t>All drug LUMOs lie below the LUMO of the cage (−6.08 eV), and all HOMOs lie above the cage HOMO (−10.38 eV) except those of olaparib, talazoparib, paclitaxel, SN-38 and exatecan (Fig. 2a): the frontier levels of the drugs fall largely inside the wide gap of the cage. The anthracyclines epirubicin and doxorubicin are the softest and most electrophilic molecules of the set (Fig. 2b).</w:t>
       </w:r>
     </w:p>
     <w:p>
@@ -846,8 +816,184 @@
       <w:r>
         <w:drawing>
           <wp:inline xmlns:a="http://schemas.openxmlformats.org/drawingml/2006/main" xmlns:pic="http://schemas.openxmlformats.org/drawingml/2006/picture">
+            <wp:extent cx="6264000" cy="3460582"/>
+            <wp:docPr id="2" name="Picture 2"/>
+            <wp:cNvGraphicFramePr>
+              <a:graphicFrameLocks noChangeAspect="1"/>
+            </wp:cNvGraphicFramePr>
+            <a:graphic>
+              <a:graphicData uri="http://schemas.openxmlformats.org/drawingml/2006/picture">
+                <pic:pic>
+                  <pic:nvPicPr>
+                    <pic:cNvPr id="0" name="Fig2.png"/>
+                    <pic:cNvPicPr/>
+                  </pic:nvPicPr>
+                  <pic:blipFill>
+                    <a:blip r:embed="rId11"/>
+                    <a:stretch>
+                      <a:fillRect/>
+                    </a:stretch>
+                  </pic:blipFill>
+                  <pic:spPr>
+                    <a:xfrm>
+                      <a:off x="0" y="0"/>
+                      <a:ext cx="6264000" cy="3460582"/>
+                    </a:xfrm>
+                    <a:prstGeom prst="rect"/>
+                  </pic:spPr>
+                </pic:pic>
+              </a:graphicData>
+            </a:graphic>
+          </wp:inline>
+        </w:drawing>
+      </w:r>
+    </w:p>
+    <w:p>
+      <w:pPr>
+        <w:spacing w:after="240" w:line="276" w:lineRule="auto"/>
+        <w:jc w:val="both"/>
+      </w:pPr>
+      <w:r>
+        <w:rPr>
+          <w:b/>
+          <w:sz w:val="20"/>
+        </w:rPr>
+        <w:t>Fig. 2</w:t>
+      </w:r>
+      <w:r>
+        <w:rPr>
+          <w:sz w:val="20"/>
+        </w:rPr>
+        <w:t xml:space="preserve"> </w:t>
+      </w:r>
+      <w:r>
+        <w:rPr>
+          <w:sz w:val="20"/>
+        </w:rPr>
+        <w:t xml:space="preserve">GFN2-xTB frontier orbitals of the relaxed drugs. </w:t>
+      </w:r>
+      <w:r>
+        <w:rPr>
+          <w:b/>
+          <w:sz w:val="20"/>
+        </w:rPr>
+        <w:t>a</w:t>
+      </w:r>
+      <w:r>
+        <w:rPr>
+          <w:sz w:val="20"/>
+        </w:rPr>
+        <w:t xml:space="preserve"> HOMO (circles) and LUMO (squares) of each drug, sorted by gap and coloured by family; dashed lines, HOMO and LUMO of the B</w:t>
+      </w:r>
+      <w:r>
+        <w:rPr>
+          <w:sz w:val="20"/>
+          <w:vertAlign w:val="subscript"/>
+        </w:rPr>
+        <w:t>36</w:t>
+      </w:r>
+      <w:r>
+        <w:rPr>
+          <w:sz w:val="20"/>
+        </w:rPr>
+        <w:t>N</w:t>
+      </w:r>
+      <w:r>
+        <w:rPr>
+          <w:sz w:val="20"/>
+          <w:vertAlign w:val="subscript"/>
+        </w:rPr>
+        <w:t>36</w:t>
+      </w:r>
+      <w:r>
+        <w:rPr>
+          <w:sz w:val="20"/>
+        </w:rPr>
+        <w:t xml:space="preserve"> cage. </w:t>
+      </w:r>
+      <w:r>
+        <w:rPr>
+          <w:b/>
+          <w:sz w:val="20"/>
+        </w:rPr>
+        <w:t>b</w:t>
+      </w:r>
+      <w:r>
+        <w:rPr>
+          <w:sz w:val="20"/>
+        </w:rPr>
+        <w:t xml:space="preserve"> Chemical hardness η versus electrophilicity ω</w:t>
+      </w:r>
+    </w:p>
+    <w:p>
+      <w:pPr>
+        <w:pStyle w:val="Heading2"/>
+      </w:pPr>
+      <w:r>
+        <w:rPr/>
+        <w:t>Validated docking into the PARP1 nicotinamide pocket</w:t>
+      </w:r>
+    </w:p>
+    <w:p>
+      <w:pPr>
+        <w:ind w:firstLine="340"/>
+        <w:jc w:val="both"/>
+      </w:pPr>
+      <w:r>
+        <w:rPr/>
+        <w:t>Self-redocking of talazoparib from its crystal conformation reproduced the deposited pose with a heavy-atom RMSD of 0.51 Å (−11.9 kcal mol</w:t>
+      </w:r>
+      <w:r>
+        <w:rPr>
+          <w:vertAlign w:val="superscript"/>
+        </w:rPr>
+        <w:t>−1</w:t>
+      </w:r>
+      <w:r>
+        <w:rPr/>
+        <w:t>), and the same ligand rebuilt from SMILES through the production protocol reached 1.27 Å (Fig. 3a), both within the usual 2 Å criterion. The ring-conformer ensemble was necessary: a single ETKDG conformer of talazoparib, whose partially saturated ring Vina cannot flex, docked 6.7 Å away from the crystal pose. Across the 30 drugs, the most frequently contacted residues were Tyr907, Tyr896, His862, Tyr889, Asp766, Gly863 (Fig. 3b), the nicotinamide-site residues that anchor clinical PARP inhibitors. Scores ranged from −12.8 to −7.8 kcal mol</w:t>
+      </w:r>
+      <w:r>
+        <w:rPr>
+          <w:vertAlign w:val="superscript"/>
+        </w:rPr>
+        <w:t>−1</w:t>
+      </w:r>
+      <w:r>
+        <w:rPr/>
+        <w:t xml:space="preserve"> (Table 1, Fig. 4a). The two best-scoring drugs were the approved PARP inhibitors olaparib (−12.8) and talazoparib (−12.2 kcal mol</w:t>
+      </w:r>
+      <w:r>
+        <w:rPr>
+          <w:vertAlign w:val="superscript"/>
+        </w:rPr>
+        <w:t>−1</w:t>
+      </w:r>
+      <w:r>
+        <w:rPr/>
+        <w:t xml:space="preserve">), a useful plausibility check, although the three families did not differ significantly (Kruskal–Wallis </w:t>
+      </w:r>
+      <w:r>
+        <w:rPr>
+          <w:i/>
+        </w:rPr>
+        <w:t>p</w:t>
+      </w:r>
+      <w:r>
+        <w:rPr/>
+        <w:t xml:space="preserve"> = 0.22).</w:t>
+      </w:r>
+    </w:p>
+    <w:p>
+      <w:pPr>
+        <w:keepNext/>
+        <w:jc w:val="center"/>
+      </w:pPr>
+      <w:r>
+        <w:drawing>
+          <wp:inline xmlns:a="http://schemas.openxmlformats.org/drawingml/2006/main" xmlns:pic="http://schemas.openxmlformats.org/drawingml/2006/picture">
             <wp:extent cx="6264000" cy="2860638"/>
-            <wp:docPr id="2" name="Picture 2"/>
+            <wp:docPr id="3" name="Picture 3"/>
             <wp:cNvGraphicFramePr>
               <a:graphicFrameLocks noChangeAspect="1"/>
             </wp:cNvGraphicFramePr>
@@ -859,7 +1005,7 @@
                     <pic:cNvPicPr/>
                   </pic:nvPicPr>
                   <pic:blipFill>
-                    <a:blip r:embed="rId11"/>
+                    <a:blip r:embed="rId12"/>
                     <a:stretch>
                       <a:fillRect/>
                     </a:stretch>
@@ -931,33 +1077,14 @@
     </w:p>
     <w:p>
       <w:pPr>
-        <w:pStyle w:val="Heading2"/>
-      </w:pPr>
-      <w:r>
-        <w:rPr/>
-        <w:t>Electronic descriptors of the drugs</w:t>
-      </w:r>
-    </w:p>
-    <w:p>
-      <w:pPr>
-        <w:ind w:firstLine="340"/>
-        <w:jc w:val="both"/>
-      </w:pPr>
-      <w:r>
-        <w:rPr/>
-        <w:t>All drug LUMOs lie below the LUMO of the cage (−6.08 eV), and all HOMOs lie above the cage HOMO (−10.38 eV) except those of olaparib, talazoparib, paclitaxel, sn-38 and exatecan (Fig. 2a): the frontier levels of the drugs fall largely inside the wide gap of the cage. The anthracyclines epirubicin and doxorubicin are the softest and most electrophilic molecules of the set (Fig. 2b).</w:t>
-      </w:r>
-    </w:p>
-    <w:p>
-      <w:pPr>
         <w:keepNext/>
         <w:jc w:val="center"/>
       </w:pPr>
       <w:r>
         <w:drawing>
           <wp:inline xmlns:a="http://schemas.openxmlformats.org/drawingml/2006/main" xmlns:pic="http://schemas.openxmlformats.org/drawingml/2006/picture">
-            <wp:extent cx="6264000" cy="3460582"/>
-            <wp:docPr id="3" name="Picture 3"/>
+            <wp:extent cx="6264000" cy="3415811"/>
+            <wp:docPr id="4" name="Picture 4"/>
             <wp:cNvGraphicFramePr>
               <a:graphicFrameLocks noChangeAspect="1"/>
             </wp:cNvGraphicFramePr>
@@ -965,11 +1092,11 @@
               <a:graphicData uri="http://schemas.openxmlformats.org/drawingml/2006/picture">
                 <pic:pic>
                   <pic:nvPicPr>
-                    <pic:cNvPr id="0" name="Fig2.png"/>
+                    <pic:cNvPr id="0" name="Fig4.png"/>
                     <pic:cNvPicPr/>
                   </pic:nvPicPr>
                   <pic:blipFill>
-                    <a:blip r:embed="rId12"/>
+                    <a:blip r:embed="rId13"/>
                     <a:stretch>
                       <a:fillRect/>
                     </a:stretch>
@@ -977,7 +1104,7 @@
                   <pic:spPr>
                     <a:xfrm>
                       <a:off x="0" y="0"/>
-                      <a:ext cx="6264000" cy="3460582"/>
+                      <a:ext cx="6264000" cy="3415811"/>
                     </a:xfrm>
                     <a:prstGeom prst="rect"/>
                   </pic:spPr>
@@ -998,19 +1125,13 @@
           <w:b/>
           <w:sz w:val="20"/>
         </w:rPr>
-        <w:t>Fig. 2</w:t>
+        <w:t>Fig. 4</w:t>
       </w:r>
       <w:r>
         <w:rPr>
           <w:sz w:val="20"/>
         </w:rPr>
         <w:t xml:space="preserve"> </w:t>
-      </w:r>
-      <w:r>
-        <w:rPr>
-          <w:sz w:val="20"/>
-        </w:rPr>
-        <w:t xml:space="preserve">GFN2-xTB frontier orbitals of the relaxed drugs. </w:t>
       </w:r>
       <w:r>
         <w:rPr>
@@ -1023,7 +1144,40 @@
         <w:rPr>
           <w:sz w:val="20"/>
         </w:rPr>
-        <w:t xml:space="preserve"> HOMO (circles) and LUMO (squares) of each drug, sorted by gap and coloured by family; dashed lines, HOMO and LUMO of the B</w:t>
+        <w:t xml:space="preserve"> Vina scores of the drugs in PARP1, coloured by family. </w:t>
+      </w:r>
+      <w:r>
+        <w:rPr>
+          <w:b/>
+          <w:sz w:val="20"/>
+        </w:rPr>
+        <w:t>b</w:t>
+      </w:r>
+      <w:r>
+        <w:rPr>
+          <w:sz w:val="20"/>
+        </w:rPr>
+        <w:t xml:space="preserve"> Vina score versus −Δ</w:t>
+      </w:r>
+      <w:r>
+        <w:rPr>
+          <w:i/>
+          <w:sz w:val="20"/>
+        </w:rPr>
+        <w:t>E</w:t>
+      </w:r>
+      <w:r>
+        <w:rPr>
+          <w:sz w:val="20"/>
+          <w:vertAlign w:val="subscript"/>
+        </w:rPr>
+        <w:t>int</w:t>
+      </w:r>
+      <w:r>
+        <w:rPr>
+          <w:sz w:val="20"/>
+        </w:rPr>
+        <w:t xml:space="preserve"> on B</w:t>
       </w:r>
       <w:r>
         <w:rPr>
@@ -1049,20 +1203,7 @@
         <w:rPr>
           <w:sz w:val="20"/>
         </w:rPr>
-        <w:t xml:space="preserve"> cage. </w:t>
-      </w:r>
-      <w:r>
-        <w:rPr>
-          <w:b/>
-          <w:sz w:val="20"/>
-        </w:rPr>
-        <w:t>b</w:t>
-      </w:r>
-      <w:r>
-        <w:rPr>
-          <w:sz w:val="20"/>
-        </w:rPr>
-        <w:t xml:space="preserve"> Chemical hardness η versus electrophilicity ω</w:t>
+        <w:t>; open symbols, chemisorbed drugs</w:t>
       </w:r>
     </w:p>
     <w:p>
@@ -1127,7 +1268,7 @@
       </w:r>
       <w:r>
         <w:rPr/>
-        <w:t xml:space="preserve"> and closest contacts of 1.76–3.28 Å, whereas 12 formed a bond to a cage boron atom: 8 B–O and 5 B–N dative bonds of 1.43–1.74 Å (Fig. 6a, Table 1). Carbonyl or hydroxyl oxygens and nitrogen lone pairs of the drugs act as the Lewis bases, as expected for the electron-deficient boron sites of BN cages. Chemisorption strengthens the interaction by a factor of about 1.8 (mean −46.5 versus −26.2 kcal mol</w:t>
+        <w:t xml:space="preserve"> and closest contacts of 1.76–3.28 Å (the shortest, SN-38, lies just above the B–O bonding threshold of 1.73 Å), whereas 12 formed a bond to a cage boron atom: 8 B–O and 5 B–N dative bonds of 1.43–1.74 Å (Fig. 6a, Table 1). Carbonyl or hydroxyl oxygens and nitrogen lone pairs of the drugs act as the Lewis bases, as expected for the electron-deficient boron sites of BN cages. Chemisorption strengthens the interaction by a factor of about 1.8 (mean −46.5 versus −26.2 kcal mol</w:t>
       </w:r>
       <w:r>
         <w:rPr>
@@ -1147,7 +1288,17 @@
       </w:r>
       <w:r>
         <w:rPr/>
-        <w:t>), because it also counts the deformation that the dative bond imposes on the drug and on the cage. All three families contain both regimes (Fig. 6b).</w:t>
+        <w:t>), because it also counts the deformation that the dative bond imposes on the drug and on the cage. All three families contain both regimes (Fig. 6b). The cage stays intact throughout: in every complex it keeps its 108 B–N bonds and forms no B–B or N–N bond, and its energy never falls below that of the isolated cage (from 0.0 to 31.6 kcal mol</w:t>
+      </w:r>
+      <w:r>
+        <w:rPr>
+          <w:vertAlign w:val="superscript"/>
+        </w:rPr>
+        <w:t>−1</w:t>
+      </w:r>
+      <w:r>
+        <w:rPr/>
+        <w:t xml:space="preserve"> above it, the cost of its distortion).</w:t>
       </w:r>
     </w:p>
     <w:p>
@@ -1185,7 +1336,7 @@
         <w:drawing>
           <wp:inline xmlns:a="http://schemas.openxmlformats.org/drawingml/2006/main" xmlns:pic="http://schemas.openxmlformats.org/drawingml/2006/picture">
             <wp:extent cx="6264000" cy="1680208"/>
-            <wp:docPr id="4" name="Picture 4"/>
+            <wp:docPr id="5" name="Picture 5"/>
             <wp:cNvGraphicFramePr>
               <a:graphicFrameLocks noChangeAspect="1"/>
             </wp:cNvGraphicFramePr>
@@ -1197,7 +1348,7 @@
                     <pic:cNvPicPr/>
                   </pic:nvPicPr>
                   <pic:blipFill>
-                    <a:blip r:embed="rId13"/>
+                    <a:blip r:embed="rId14"/>
                     <a:stretch>
                       <a:fillRect/>
                     </a:stretch>
@@ -1328,7 +1479,7 @@
         <w:drawing>
           <wp:inline xmlns:a="http://schemas.openxmlformats.org/drawingml/2006/main" xmlns:pic="http://schemas.openxmlformats.org/drawingml/2006/picture">
             <wp:extent cx="6264000" cy="2848912"/>
-            <wp:docPr id="5" name="Picture 5"/>
+            <wp:docPr id="6" name="Picture 6"/>
             <wp:cNvGraphicFramePr>
               <a:graphicFrameLocks noChangeAspect="1"/>
             </wp:cNvGraphicFramePr>
@@ -1340,7 +1491,7 @@
                     <pic:cNvPicPr/>
                   </pic:nvPicPr>
                   <pic:blipFill>
-                    <a:blip r:embed="rId14"/>
+                    <a:blip r:embed="rId15"/>
                     <a:stretch>
                       <a:fillRect/>
                     </a:stretch>
@@ -1507,137 +1658,6 @@
     </w:p>
     <w:p>
       <w:pPr>
-        <w:keepNext/>
-        <w:jc w:val="center"/>
-      </w:pPr>
-      <w:r>
-        <w:drawing>
-          <wp:inline xmlns:a="http://schemas.openxmlformats.org/drawingml/2006/main" xmlns:pic="http://schemas.openxmlformats.org/drawingml/2006/picture">
-            <wp:extent cx="6264000" cy="3415811"/>
-            <wp:docPr id="6" name="Picture 6"/>
-            <wp:cNvGraphicFramePr>
-              <a:graphicFrameLocks noChangeAspect="1"/>
-            </wp:cNvGraphicFramePr>
-            <a:graphic>
-              <a:graphicData uri="http://schemas.openxmlformats.org/drawingml/2006/picture">
-                <pic:pic>
-                  <pic:nvPicPr>
-                    <pic:cNvPr id="0" name="Fig4.png"/>
-                    <pic:cNvPicPr/>
-                  </pic:nvPicPr>
-                  <pic:blipFill>
-                    <a:blip r:embed="rId15"/>
-                    <a:stretch>
-                      <a:fillRect/>
-                    </a:stretch>
-                  </pic:blipFill>
-                  <pic:spPr>
-                    <a:xfrm>
-                      <a:off x="0" y="0"/>
-                      <a:ext cx="6264000" cy="3415811"/>
-                    </a:xfrm>
-                    <a:prstGeom prst="rect"/>
-                  </pic:spPr>
-                </pic:pic>
-              </a:graphicData>
-            </a:graphic>
-          </wp:inline>
-        </w:drawing>
-      </w:r>
-    </w:p>
-    <w:p>
-      <w:pPr>
-        <w:spacing w:after="240" w:line="276" w:lineRule="auto"/>
-        <w:jc w:val="both"/>
-      </w:pPr>
-      <w:r>
-        <w:rPr>
-          <w:b/>
-          <w:sz w:val="20"/>
-        </w:rPr>
-        <w:t>Fig. 4</w:t>
-      </w:r>
-      <w:r>
-        <w:rPr>
-          <w:sz w:val="20"/>
-        </w:rPr>
-        <w:t xml:space="preserve"> </w:t>
-      </w:r>
-      <w:r>
-        <w:rPr>
-          <w:b/>
-          <w:sz w:val="20"/>
-        </w:rPr>
-        <w:t>a</w:t>
-      </w:r>
-      <w:r>
-        <w:rPr>
-          <w:sz w:val="20"/>
-        </w:rPr>
-        <w:t xml:space="preserve"> Vina scores of the drugs in PARP1, coloured by family. </w:t>
-      </w:r>
-      <w:r>
-        <w:rPr>
-          <w:b/>
-          <w:sz w:val="20"/>
-        </w:rPr>
-        <w:t>b</w:t>
-      </w:r>
-      <w:r>
-        <w:rPr>
-          <w:sz w:val="20"/>
-        </w:rPr>
-        <w:t xml:space="preserve"> Vina score versus −Δ</w:t>
-      </w:r>
-      <w:r>
-        <w:rPr>
-          <w:i/>
-          <w:sz w:val="20"/>
-        </w:rPr>
-        <w:t>E</w:t>
-      </w:r>
-      <w:r>
-        <w:rPr>
-          <w:sz w:val="20"/>
-          <w:vertAlign w:val="subscript"/>
-        </w:rPr>
-        <w:t>int</w:t>
-      </w:r>
-      <w:r>
-        <w:rPr>
-          <w:sz w:val="20"/>
-        </w:rPr>
-        <w:t xml:space="preserve"> on B</w:t>
-      </w:r>
-      <w:r>
-        <w:rPr>
-          <w:sz w:val="20"/>
-          <w:vertAlign w:val="subscript"/>
-        </w:rPr>
-        <w:t>36</w:t>
-      </w:r>
-      <w:r>
-        <w:rPr>
-          <w:sz w:val="20"/>
-        </w:rPr>
-        <w:t>N</w:t>
-      </w:r>
-      <w:r>
-        <w:rPr>
-          <w:sz w:val="20"/>
-          <w:vertAlign w:val="subscript"/>
-        </w:rPr>
-        <w:t>36</w:t>
-      </w:r>
-      <w:r>
-        <w:rPr>
-          <w:sz w:val="20"/>
-        </w:rPr>
-        <w:t>; open symbols, chemisorbed drugs</w:t>
-      </w:r>
-    </w:p>
-    <w:p>
-      <w:pPr>
         <w:pStyle w:val="Heading2"/>
       </w:pPr>
       <w:r>
@@ -1740,7 +1760,7 @@
       </w:r>
       <w:r>
         <w:rPr/>
-        <w:t xml:space="preserve"> = 0.35 and 0.32; Fig. 7, Table 2). The adsorption result is chemically reasonable: whether a drug chemisorbs depends on whether one of its Lewis-basic groups can reach a boron atom in a favourable geometry, a local structural feature that global descriptors such as molecular weight or electrophilicity do not encode. All but one drug (Epirubicin) lie inside the applicability domain, so the failure is not an extrapolation effect. These negative results are reported as such; they indicate that screening B</w:t>
+        <w:t xml:space="preserve"> = 0.35 and 0.32; Fig. 7, Table 2). The adsorption result is chemically reasonable: whether a drug chemisorbs depends on whether one of its Lewis-basic groups can reach a boron atom in a favourable geometry, a local structural feature that global descriptors such as molecular weight or electrophilicity do not encode. In both models all drugs except epirubicin lie inside the applicability domain, so the failure is not an extrapolation effect. These negative results are reported as such; they indicate that screening B</w:t>
       </w:r>
       <w:r>
         <w:rPr>
@@ -6727,7 +6747,7 @@
         <w:rPr>
           <w:sz w:val="17"/>
         </w:rPr>
-        <w:t xml:space="preserve">, fraction of permutations reaching the model's </w:t>
+        <w:t xml:space="preserve"> = (1 + number of permutations reaching the model's </w:t>
       </w:r>
       <w:r>
         <w:rPr>
@@ -6754,7 +6774,7 @@
         <w:rPr>
           <w:sz w:val="17"/>
         </w:rPr>
-        <w:t>; In AD, drugs inside the applicability domain.</w:t>
+        <w:t>)/1,001; In AD, drugs inside the applicability domain.</w:t>
       </w:r>
     </w:p>
     <w:p>

--- a/manuscript/submission/Manuscript_TNBC_B36N36_JMM.docx
+++ b/manuscript/submission/Manuscript_TNBC_B36N36_JMM.docx
@@ -1083,7 +1083,7 @@
       <w:r>
         <w:drawing>
           <wp:inline xmlns:a="http://schemas.openxmlformats.org/drawingml/2006/main" xmlns:pic="http://schemas.openxmlformats.org/drawingml/2006/picture">
-            <wp:extent cx="6264000" cy="3415811"/>
+            <wp:extent cx="6264000" cy="3343599"/>
             <wp:docPr id="4" name="Picture 4"/>
             <wp:cNvGraphicFramePr>
               <a:graphicFrameLocks noChangeAspect="1"/>
@@ -1104,7 +1104,7 @@
                   <pic:spPr>
                     <a:xfrm>
                       <a:off x="0" y="0"/>
-                      <a:ext cx="6264000" cy="3415811"/>
+                      <a:ext cx="6264000" cy="3343599"/>
                     </a:xfrm>
                     <a:prstGeom prst="rect"/>
                   </pic:spPr>
@@ -1791,7 +1791,7 @@
       <w:r>
         <w:drawing>
           <wp:inline xmlns:a="http://schemas.openxmlformats.org/drawingml/2006/main" xmlns:pic="http://schemas.openxmlformats.org/drawingml/2006/picture">
-            <wp:extent cx="6264000" cy="3893418"/>
+            <wp:extent cx="6264000" cy="4280952"/>
             <wp:docPr id="7" name="Picture 7"/>
             <wp:cNvGraphicFramePr>
               <a:graphicFrameLocks noChangeAspect="1"/>
@@ -1812,7 +1812,7 @@
                   <pic:spPr>
                     <a:xfrm>
                       <a:off x="0" y="0"/>
-                      <a:ext cx="6264000" cy="3893418"/>
+                      <a:ext cx="6264000" cy="4280952"/>
                     </a:xfrm>
                     <a:prstGeom prst="rect"/>
                   </pic:spPr>

--- a/manuscript/submission/Manuscript_TNBC_B36N36_JMM.docx
+++ b/manuscript/submission/Manuscript_TNBC_B36N36_JMM.docx
@@ -173,7 +173,7 @@
       </w:r>
       <w:r>
         <w:rPr/>
-        <w:t>); doxorubicin reacts with the cage. A docking protocol that reproduces the crystallographic talazoparib pose in PARP1 (RMSD 0.51 and 1.27 Å) ranks olaparib and talazoparib first. Neither the docking score nor the cage interaction energy can be predicted from four pre-selected descriptors (</w:t>
+        <w:t>); doxorubicin reacts with the cage. A docking protocol that reproduces the crystallographic talazoparib pose in PARP1 (root-mean-square deviation 0.51 and 1.27 Å) ranks olaparib and talazoparib first. Neither the docking score nor the cage interaction energy can be predicted from four pre-selected descriptors (</w:t>
       </w:r>
       <w:r>
         <w:rPr>
@@ -234,7 +234,7 @@
       </w:r>
       <w:r>
         <w:rPr/>
-        <w:t xml:space="preserve"> cage (octahedral GP(1,1), 108 B–N bonds) was relaxed with GFN2-xTB and confirmed as a minimum. Each drug was adsorbed from four relaxed orientations with GFN2-xTB (xtb 6.7.1); the regime was assigned from drug–cage bond formation. Drugs were docked into PARP1 (PDB 4UND, chain A) with AutoDock Vina 1.2.7 after PDBFixer/Meeko preparation, validated by two redocking controls. Ridge QSPR models were assessed by nested 5×5 cross-validation, 1,000-fold Y-scrambling and a leverage applicability domain.</w:t>
+        <w:t xml:space="preserve"> cage (octahedral, 108 B–N bonds) was relaxed with GFN2-xTB and confirmed as a minimum. Each drug was adsorbed from four relaxed orientations with GFN2-xTB (xtb 6.7.1); the regime was assigned from drug–cage bond formation. Drugs were docked into PARP1 (PDB 4UND, chain A) with AutoDock Vina 1.2.7 after PDBFixer/Meeko preparation, validated by two redocking controls. Ridge quantitative structure–property relationship (QSPR) models were assessed by nested 5×5 cross-validation, 1,000-fold Y-scrambling and a leverage applicability domain.</w:t>
       </w:r>
     </w:p>
     <w:p>
@@ -487,7 +487,7 @@
       </w:pPr>
       <w:r>
         <w:rPr/>
-        <w:t>The cohort comprises 33 drugs used or investigated in TNBC. Every structure was retrieved from PubChem by name [19] and its identity verified by InChIKey (Table S1). The three platinum(II) agents were not modelled, because RDKit/MMFF cannot build square-planar Pt(II) complexes reliably and GFN2-xTB is not validated for them, leaving 30 organic drugs: 6 PARP inhibitors, 10 cytotoxic agents and 14 kinase or pathway inhibitors.</w:t>
+        <w:t>The cohort comprises 33 drugs used or investigated in TNBC. Every structure was retrieved from PubChem by name [19] and its identity verified by InChIKey (Online Resource 1, Table S1). The three platinum(II) agents were not modelled, because RDKit/MMFF cannot build square-planar Pt(II) complexes reliably and GFN2-xTB is not validated for them, leaving 30 organic drugs: 6 PARP inhibitors, 10 cytotoxic agents and 14 kinase or pathway inhibitors.</w:t>
       </w:r>
     </w:p>
     <w:p>
@@ -768,6 +768,24 @@
       <w:r>
         <w:rPr/>
         <w:t>, and standardised residuals within ±3.</w:t>
+      </w:r>
+    </w:p>
+    <w:p>
+      <w:pPr>
+        <w:pStyle w:val="Heading2"/>
+      </w:pPr>
+      <w:r>
+        <w:rPr/>
+        <w:t>Use of AI tools</w:t>
+      </w:r>
+    </w:p>
+    <w:p>
+      <w:r>
+        <w:rPr>
+          <w:b/>
+          <w:highlight w:val="yellow"/>
+        </w:rPr>
+        <w:t>[AUTHOR TO COMPLETE BEFORE SUBMISSION: statement on the use of AI tools in this work, as required by the journal (Springer policy: use of large language models beyond copy editing must be documented in the Methods).]</w:t>
       </w:r>
     </w:p>
     <w:p>
@@ -6864,167 +6882,6 @@
       </w:pPr>
       <w:r>
         <w:rPr/>
-        <w:t>Declarations</w:t>
-      </w:r>
-    </w:p>
-    <w:p>
-      <w:pPr>
-        <w:jc w:val="both"/>
-      </w:pPr>
-      <w:r>
-        <w:rPr>
-          <w:b/>
-        </w:rPr>
-        <w:t>Author contribution</w:t>
-      </w:r>
-      <w:r>
-        <w:rPr/>
-        <w:t xml:space="preserve"> </w:t>
-      </w:r>
-      <w:r>
-        <w:rPr/>
-        <w:t>Andrés Monreal Hernández conceived the study, performed all calculations and analyses, and wrote the manuscript.</w:t>
-      </w:r>
-    </w:p>
-    <w:p>
-      <w:pPr>
-        <w:jc w:val="both"/>
-      </w:pPr>
-      <w:r>
-        <w:rPr>
-          <w:b/>
-        </w:rPr>
-        <w:t>Funding</w:t>
-      </w:r>
-      <w:r>
-        <w:rPr/>
-        <w:t xml:space="preserve"> </w:t>
-      </w:r>
-      <w:r>
-        <w:rPr/>
-        <w:t>No funding was received for this work.</w:t>
-      </w:r>
-    </w:p>
-    <w:p>
-      <w:pPr>
-        <w:jc w:val="both"/>
-      </w:pPr>
-      <w:r>
-        <w:rPr>
-          <w:b/>
-        </w:rPr>
-        <w:t>Data availability</w:t>
-      </w:r>
-      <w:r>
-        <w:rPr/>
-        <w:t xml:space="preserve"> </w:t>
-      </w:r>
-      <w:r>
-        <w:rPr/>
-        <w:t>All input structures, relaxed geometries, docking poses, xtb outputs and result tables are available at https://github.com/sircalch/nano-qsar-ai-therapeutics.</w:t>
-      </w:r>
-    </w:p>
-    <w:p>
-      <w:pPr>
-        <w:jc w:val="both"/>
-      </w:pPr>
-      <w:r>
-        <w:rPr>
-          <w:b/>
-        </w:rPr>
-        <w:t>Code availability</w:t>
-      </w:r>
-      <w:r>
-        <w:rPr/>
-        <w:t xml:space="preserve"> </w:t>
-      </w:r>
-      <w:r>
-        <w:rPr/>
-        <w:t>The complete pipeline, which regenerates every number, table and figure of this article from the raw inputs, is available at https://github.com/sircalch/nano-qsar-ai-therapeutics under the MIT licence. Software: xtb 6.7.1, AutoDock Vina 1.2.7, Meeko, RDKit, PDBFixer/OpenMM, scikit-learn, PyMOL (open source).</w:t>
-      </w:r>
-    </w:p>
-    <w:p>
-      <w:pPr>
-        <w:jc w:val="both"/>
-      </w:pPr>
-      <w:r>
-        <w:rPr>
-          <w:b/>
-        </w:rPr>
-        <w:t>Ethics approval</w:t>
-      </w:r>
-      <w:r>
-        <w:rPr/>
-        <w:t xml:space="preserve"> </w:t>
-      </w:r>
-      <w:r>
-        <w:rPr/>
-        <w:t>Not applicable.</w:t>
-      </w:r>
-    </w:p>
-    <w:p>
-      <w:pPr>
-        <w:jc w:val="both"/>
-      </w:pPr>
-      <w:r>
-        <w:rPr>
-          <w:b/>
-        </w:rPr>
-        <w:t>Consent to participate</w:t>
-      </w:r>
-      <w:r>
-        <w:rPr/>
-        <w:t xml:space="preserve"> </w:t>
-      </w:r>
-      <w:r>
-        <w:rPr/>
-        <w:t>Not applicable.</w:t>
-      </w:r>
-    </w:p>
-    <w:p>
-      <w:pPr>
-        <w:jc w:val="both"/>
-      </w:pPr>
-      <w:r>
-        <w:rPr>
-          <w:b/>
-        </w:rPr>
-        <w:t>Consent for publication</w:t>
-      </w:r>
-      <w:r>
-        <w:rPr/>
-        <w:t xml:space="preserve"> </w:t>
-      </w:r>
-      <w:r>
-        <w:rPr/>
-        <w:t>Not applicable.</w:t>
-      </w:r>
-    </w:p>
-    <w:p>
-      <w:pPr>
-        <w:jc w:val="both"/>
-      </w:pPr>
-      <w:r>
-        <w:rPr>
-          <w:b/>
-        </w:rPr>
-        <w:t>Competing interests</w:t>
-      </w:r>
-      <w:r>
-        <w:rPr/>
-        <w:t xml:space="preserve"> </w:t>
-      </w:r>
-      <w:r>
-        <w:rPr/>
-        <w:t>The author declares no competing interests.</w:t>
-      </w:r>
-    </w:p>
-    <w:p>
-      <w:pPr>
-        <w:pStyle w:val="Heading1"/>
-      </w:pPr>
-      <w:r>
-        <w:rPr/>
         <w:t>References</w:t>
       </w:r>
     </w:p>
@@ -7534,6 +7391,167 @@
           <w:sz w:val="20"/>
         </w:rPr>
         <w:t>38. Tropsha A (2010) Best practices for QSAR model development, validation, and exploitation. Mol Inform 29:476–488. https://doi.org/10.1002/minf.201000061</w:t>
+      </w:r>
+    </w:p>
+    <w:p>
+      <w:pPr>
+        <w:pStyle w:val="Heading1"/>
+      </w:pPr>
+      <w:r>
+        <w:rPr/>
+        <w:t>Statements and Declarations</w:t>
+      </w:r>
+    </w:p>
+    <w:p>
+      <w:pPr>
+        <w:jc w:val="both"/>
+      </w:pPr>
+      <w:r>
+        <w:rPr>
+          <w:b/>
+        </w:rPr>
+        <w:t>Author contribution</w:t>
+      </w:r>
+      <w:r>
+        <w:rPr/>
+        <w:t xml:space="preserve"> </w:t>
+      </w:r>
+      <w:r>
+        <w:rPr/>
+        <w:t>Andrés Monreal Hernández conceived the study, performed all calculations and analyses, and wrote the manuscript.</w:t>
+      </w:r>
+    </w:p>
+    <w:p>
+      <w:pPr>
+        <w:jc w:val="both"/>
+      </w:pPr>
+      <w:r>
+        <w:rPr>
+          <w:b/>
+        </w:rPr>
+        <w:t>Funding</w:t>
+      </w:r>
+      <w:r>
+        <w:rPr/>
+        <w:t xml:space="preserve"> </w:t>
+      </w:r>
+      <w:r>
+        <w:rPr/>
+        <w:t>No funding was received for this work.</w:t>
+      </w:r>
+    </w:p>
+    <w:p>
+      <w:pPr>
+        <w:jc w:val="both"/>
+      </w:pPr>
+      <w:r>
+        <w:rPr>
+          <w:b/>
+        </w:rPr>
+        <w:t>Data availability</w:t>
+      </w:r>
+      <w:r>
+        <w:rPr/>
+        <w:t xml:space="preserve"> </w:t>
+      </w:r>
+      <w:r>
+        <w:rPr/>
+        <w:t>All input structures, relaxed geometries, docking poses, xtb outputs and result tables are available at https://github.com/sircalch/nano-qsar-ai-therapeutics.</w:t>
+      </w:r>
+    </w:p>
+    <w:p>
+      <w:pPr>
+        <w:jc w:val="both"/>
+      </w:pPr>
+      <w:r>
+        <w:rPr>
+          <w:b/>
+        </w:rPr>
+        <w:t>Code availability</w:t>
+      </w:r>
+      <w:r>
+        <w:rPr/>
+        <w:t xml:space="preserve"> </w:t>
+      </w:r>
+      <w:r>
+        <w:rPr/>
+        <w:t>The complete pipeline, which regenerates every number, table and figure of this article from the raw inputs, is available at https://github.com/sircalch/nano-qsar-ai-therapeutics under the MIT licence. Software: xtb 6.7.1, AutoDock Vina 1.2.7, Meeko, RDKit, PDBFixer/OpenMM, scikit-learn, PyMOL (open source).</w:t>
+      </w:r>
+    </w:p>
+    <w:p>
+      <w:pPr>
+        <w:jc w:val="both"/>
+      </w:pPr>
+      <w:r>
+        <w:rPr>
+          <w:b/>
+        </w:rPr>
+        <w:t>Ethics approval</w:t>
+      </w:r>
+      <w:r>
+        <w:rPr/>
+        <w:t xml:space="preserve"> </w:t>
+      </w:r>
+      <w:r>
+        <w:rPr/>
+        <w:t>Not applicable.</w:t>
+      </w:r>
+    </w:p>
+    <w:p>
+      <w:pPr>
+        <w:jc w:val="both"/>
+      </w:pPr>
+      <w:r>
+        <w:rPr>
+          <w:b/>
+        </w:rPr>
+        <w:t>Consent to participate</w:t>
+      </w:r>
+      <w:r>
+        <w:rPr/>
+        <w:t xml:space="preserve"> </w:t>
+      </w:r>
+      <w:r>
+        <w:rPr/>
+        <w:t>Not applicable.</w:t>
+      </w:r>
+    </w:p>
+    <w:p>
+      <w:pPr>
+        <w:jc w:val="both"/>
+      </w:pPr>
+      <w:r>
+        <w:rPr>
+          <w:b/>
+        </w:rPr>
+        <w:t>Consent for publication</w:t>
+      </w:r>
+      <w:r>
+        <w:rPr/>
+        <w:t xml:space="preserve"> </w:t>
+      </w:r>
+      <w:r>
+        <w:rPr/>
+        <w:t>Not applicable.</w:t>
+      </w:r>
+    </w:p>
+    <w:p>
+      <w:pPr>
+        <w:jc w:val="both"/>
+      </w:pPr>
+      <w:r>
+        <w:rPr>
+          <w:b/>
+        </w:rPr>
+        <w:t>Competing interests</w:t>
+      </w:r>
+      <w:r>
+        <w:rPr/>
+        <w:t xml:space="preserve"> </w:t>
+      </w:r>
+      <w:r>
+        <w:rPr/>
+        <w:t>The author declares no competing interests.</w:t>
       </w:r>
     </w:p>
     <w:sectPr>

--- a/manuscript/submission/Manuscript_TNBC_B36N36_JMM.docx
+++ b/manuscript/submission/Manuscript_TNBC_B36N36_JMM.docx
@@ -379,7 +379,7 @@
       <w:r>
         <w:drawing>
           <wp:inline xmlns:a="http://schemas.openxmlformats.org/drawingml/2006/main" xmlns:pic="http://schemas.openxmlformats.org/drawingml/2006/picture">
-            <wp:extent cx="6264000" cy="2112244"/>
+            <wp:extent cx="6264000" cy="2124578"/>
             <wp:docPr id="1" name="Picture 1"/>
             <wp:cNvGraphicFramePr>
               <a:graphicFrameLocks noChangeAspect="1"/>
@@ -400,7 +400,7 @@
                   <pic:spPr>
                     <a:xfrm>
                       <a:off x="0" y="0"/>
-                      <a:ext cx="6264000" cy="2112244"/>
+                      <a:ext cx="6264000" cy="2124578"/>
                     </a:xfrm>
                     <a:prstGeom prst="rect"/>
                   </pic:spPr>
@@ -834,7 +834,7 @@
       <w:r>
         <w:drawing>
           <wp:inline xmlns:a="http://schemas.openxmlformats.org/drawingml/2006/main" xmlns:pic="http://schemas.openxmlformats.org/drawingml/2006/picture">
-            <wp:extent cx="6264000" cy="3460582"/>
+            <wp:extent cx="6264000" cy="3607320"/>
             <wp:docPr id="2" name="Picture 2"/>
             <wp:cNvGraphicFramePr>
               <a:graphicFrameLocks noChangeAspect="1"/>
@@ -855,7 +855,7 @@
                   <pic:spPr>
                     <a:xfrm>
                       <a:off x="0" y="0"/>
-                      <a:ext cx="6264000" cy="3460582"/>
+                      <a:ext cx="6264000" cy="3607320"/>
                     </a:xfrm>
                     <a:prstGeom prst="rect"/>
                   </pic:spPr>
@@ -1010,7 +1010,7 @@
       <w:r>
         <w:drawing>
           <wp:inline xmlns:a="http://schemas.openxmlformats.org/drawingml/2006/main" xmlns:pic="http://schemas.openxmlformats.org/drawingml/2006/picture">
-            <wp:extent cx="6264000" cy="2860638"/>
+            <wp:extent cx="6264000" cy="2872832"/>
             <wp:docPr id="3" name="Picture 3"/>
             <wp:cNvGraphicFramePr>
               <a:graphicFrameLocks noChangeAspect="1"/>
@@ -1031,7 +1031,7 @@
                   <pic:spPr>
                     <a:xfrm>
                       <a:off x="0" y="0"/>
-                      <a:ext cx="6264000" cy="2860638"/>
+                      <a:ext cx="6264000" cy="2872832"/>
                     </a:xfrm>
                     <a:prstGeom prst="rect"/>
                   </pic:spPr>
@@ -1101,7 +1101,7 @@
       <w:r>
         <w:drawing>
           <wp:inline xmlns:a="http://schemas.openxmlformats.org/drawingml/2006/main" xmlns:pic="http://schemas.openxmlformats.org/drawingml/2006/picture">
-            <wp:extent cx="6264000" cy="3343599"/>
+            <wp:extent cx="6264000" cy="3362530"/>
             <wp:docPr id="4" name="Picture 4"/>
             <wp:cNvGraphicFramePr>
               <a:graphicFrameLocks noChangeAspect="1"/>
@@ -1122,7 +1122,7 @@
                   <pic:spPr>
                     <a:xfrm>
                       <a:off x="0" y="0"/>
-                      <a:ext cx="6264000" cy="3343599"/>
+                      <a:ext cx="6264000" cy="3362530"/>
                     </a:xfrm>
                     <a:prstGeom prst="rect"/>
                   </pic:spPr>
@@ -1353,7 +1353,7 @@
       <w:r>
         <w:drawing>
           <wp:inline xmlns:a="http://schemas.openxmlformats.org/drawingml/2006/main" xmlns:pic="http://schemas.openxmlformats.org/drawingml/2006/picture">
-            <wp:extent cx="6264000" cy="1680208"/>
+            <wp:extent cx="6264000" cy="1695973"/>
             <wp:docPr id="5" name="Picture 5"/>
             <wp:cNvGraphicFramePr>
               <a:graphicFrameLocks noChangeAspect="1"/>
@@ -1374,7 +1374,7 @@
                   <pic:spPr>
                     <a:xfrm>
                       <a:off x="0" y="0"/>
-                      <a:ext cx="6264000" cy="1680208"/>
+                      <a:ext cx="6264000" cy="1695973"/>
                     </a:xfrm>
                     <a:prstGeom prst="rect"/>
                   </pic:spPr>
@@ -1496,7 +1496,7 @@
       <w:r>
         <w:drawing>
           <wp:inline xmlns:a="http://schemas.openxmlformats.org/drawingml/2006/main" xmlns:pic="http://schemas.openxmlformats.org/drawingml/2006/picture">
-            <wp:extent cx="6264000" cy="2848912"/>
+            <wp:extent cx="6264000" cy="2870849"/>
             <wp:docPr id="6" name="Picture 6"/>
             <wp:cNvGraphicFramePr>
               <a:graphicFrameLocks noChangeAspect="1"/>
@@ -1517,7 +1517,7 @@
                   <pic:spPr>
                     <a:xfrm>
                       <a:off x="0" y="0"/>
-                      <a:ext cx="6264000" cy="2848912"/>
+                      <a:ext cx="6264000" cy="2870849"/>
                     </a:xfrm>
                     <a:prstGeom prst="rect"/>
                   </pic:spPr>
@@ -1809,7 +1809,7 @@
       <w:r>
         <w:drawing>
           <wp:inline xmlns:a="http://schemas.openxmlformats.org/drawingml/2006/main" xmlns:pic="http://schemas.openxmlformats.org/drawingml/2006/picture">
-            <wp:extent cx="6264000" cy="4280952"/>
+            <wp:extent cx="6264000" cy="4302228"/>
             <wp:docPr id="7" name="Picture 7"/>
             <wp:cNvGraphicFramePr>
               <a:graphicFrameLocks noChangeAspect="1"/>
@@ -1830,7 +1830,7 @@
                   <pic:spPr>
                     <a:xfrm>
                       <a:off x="0" y="0"/>
-                      <a:ext cx="6264000" cy="4280952"/>
+                      <a:ext cx="6264000" cy="4302228"/>
                     </a:xfrm>
                     <a:prstGeom prst="rect"/>
                   </pic:spPr>

--- a/manuscript/submission/Manuscript_TNBC_B36N36_JMM.docx
+++ b/manuscript/submission/Manuscript_TNBC_B36N36_JMM.docx
@@ -969,7 +969,7 @@
       </w:r>
       <w:r>
         <w:rPr/>
-        <w:t>), and the same ligand rebuilt from SMILES through the production protocol reached 1.27 Å (Fig. 3a), both within the usual 2 Å criterion. The ring-conformer ensemble was necessary: a single ETKDG conformer of talazoparib, whose partially saturated ring Vina cannot flex, docked 6.7 Å away from the crystal pose. Across the 30 drugs, the most frequently contacted residues were Tyr907, Tyr896, His862, Tyr889, Asp766, Gly863 (Fig. 3b), the nicotinamide-site residues that anchor clinical PARP inhibitors. Scores ranged from −12.8 to −7.8 kcal mol</w:t>
+        <w:t>), and the same ligand rebuilt from SMILES through the production protocol reached 1.27 Å (Fig. 3a; Table S2), both within the usual 2 Å criterion. The ring-conformer ensemble was necessary: a single ETKDG conformer of talazoparib, whose partially saturated ring Vina cannot flex, docked 6.7 Å away from the crystal pose. Across the 30 drugs, the most frequently contacted residues were Tyr907, Tyr896, His862, Tyr889, Asp766, Gly863 (Fig. 3b), the nicotinamide-site residues that anchor clinical PARP inhibitors. Scores ranged from −12.8 to −7.8 kcal mol</w:t>
       </w:r>
       <w:r>
         <w:rPr>
@@ -979,7 +979,7 @@
       </w:r>
       <w:r>
         <w:rPr/>
-        <w:t xml:space="preserve"> (Table 1, Fig. 4a). The two best-scoring drugs were the approved PARP inhibitors olaparib (−12.8) and talazoparib (−12.2 kcal mol</w:t>
+        <w:t xml:space="preserve"> (Table 1, Fig. 4a; per-drug values in Table S3). The two best-scoring drugs were the approved PARP inhibitors olaparib (−12.8) and talazoparib (−12.2 kcal mol</w:t>
       </w:r>
       <w:r>
         <w:rPr>
@@ -1778,7 +1778,7 @@
       </w:r>
       <w:r>
         <w:rPr/>
-        <w:t xml:space="preserve"> = 0.35 and 0.32; Fig. 7, Table 2). The adsorption result is chemically reasonable: whether a drug chemisorbs depends on whether one of its Lewis-basic groups can reach a boron atom in a favourable geometry, a local structural feature that global descriptors such as molecular weight or electrophilicity do not encode. In both models all drugs except epirubicin lie inside the applicability domain, so the failure is not an extrapolation effect. These negative results are reported as such; they indicate that screening B</w:t>
+        <w:t xml:space="preserve"> = 0.35 and 0.32; Fig. 7, Table 2, Table S4). The adsorption result is chemically reasonable: whether a drug chemisorbs depends on whether one of its Lewis-basic groups can reach a boron atom in a favourable geometry, a local structural feature that global descriptors such as molecular weight or electrophilicity do not encode. In both models all drugs except epirubicin lie inside the applicability domain, so the failure is not an extrapolation effect. These negative results are reported as such; they indicate that screening B</w:t>
       </w:r>
       <w:r>
         <w:rPr>

--- a/manuscript/submission/Manuscript_TNBC_B36N36_JMM.docx
+++ b/manuscript/submission/Manuscript_TNBC_B36N36_JMM.docx
@@ -173,7 +173,7 @@
       </w:r>
       <w:r>
         <w:rPr/>
-        <w:t>); doxorubicin reacts with the cage. A docking protocol that reproduces the crystallographic talazoparib pose in PARP1 (root-mean-square deviation 0.51 and 1.27 Å) ranks olaparib and talazoparib first. Neither the docking score nor the cage interaction energy can be predicted from four pre-selected descriptors (</w:t>
+        <w:t>, doxorubicin excluded), and doxorubicin reacts with the cage. A docking protocol that reproduces the crystallographic talazoparib pose in PARP1 (root-mean-square deviation 0.51 and 1.27 Å) ranks olaparib and talazoparib first. Neither the docking score nor the cage interaction energy can be predicted from four pre-selected descriptors (</w:t>
       </w:r>
       <w:r>
         <w:rPr>
@@ -969,7 +969,7 @@
       </w:r>
       <w:r>
         <w:rPr/>
-        <w:t>), and the same ligand rebuilt from SMILES through the production protocol reached 1.27 Å (Fig. 3a; Table S2), both within the usual 2 Å criterion. The ring-conformer ensemble was necessary: a single ETKDG conformer of talazoparib, whose partially saturated ring Vina cannot flex, docked 6.7 Å away from the crystal pose. Across the 30 drugs, the most frequently contacted residues were Tyr907, Tyr896, His862, Tyr889, Asp766, Gly863 (Fig. 3b), the nicotinamide-site residues that anchor clinical PARP inhibitors. Scores ranged from −12.8 to −7.8 kcal mol</w:t>
+        <w:t>), and the same ligand rebuilt from SMILES through the production protocol reached 1.27 Å (Fig. 3a; Table S2), both within the usual 2 Å criterion. Across the 30 drugs, the most frequently contacted residues were Tyr907, Tyr896, His862, Tyr889, Asp766, Gly863 (Fig. 3b), the nicotinamide-site residues that anchor clinical PARP inhibitors. Scores ranged from −12.8 to −7.8 kcal mol</w:t>
       </w:r>
       <w:r>
         <w:rPr>
@@ -1286,7 +1286,7 @@
       </w:r>
       <w:r>
         <w:rPr/>
-        <w:t xml:space="preserve"> and closest contacts of 1.76–3.28 Å (the shortest, SN-38, lies just above the B–O bonding threshold of 1.73 Å), whereas 12 formed a bond to a cage boron atom: 8 B–O and 5 B–N dative bonds of 1.43–1.74 Å (Fig. 6a, Table 1). Carbonyl or hydroxyl oxygens and nitrogen lone pairs of the drugs act as the Lewis bases, as expected for the electron-deficient boron sites of BN cages. Chemisorption strengthens the interaction by a factor of about 1.8 (mean −46.5 versus −26.2 kcal mol</w:t>
+        <w:t xml:space="preserve"> and closest contacts of 1.76–3.28 Å (the shortest, SN-38, lies just above the B–O bonding threshold of 1.73 Å), whereas 12 formed a bond to a cage boron atom: 8 B–O and 5 B–N dative bonds of 1.43–1.74 Å (Fig. 6a, Table 1). Carbonyl or hydroxyl oxygens and nitrogen lone pairs of the drugs act as the Lewis bases, as expected for the electron-deficient boron sites of BN cages. Excluding doxorubicin, the chemisorbed drugs bind about 1.8 times more strongly than the physisorbed ones (mean −46.5 versus −26.2 kcal mol</w:t>
       </w:r>
       <w:r>
         <w:rPr>
@@ -1671,7 +1671,7 @@
       </w:r>
       <w:r>
         <w:rPr/>
-        <w:t xml:space="preserve"> = 0.79; Fig. 4b): a drug's affinity for the target says nothing about how strongly the carrier holds it. For delivery this is favourable, because the two properties can be selected independently; for example, olaparib combines the best docking score with weak physisorption, which would favour release.</w:t>
+        <w:t xml:space="preserve"> = 0.79; Fig. 4b): in this set, how well a drug scores in the target carries no information about how strongly the carrier holds it. For delivery this is favourable, because the two properties can be selected independently; for example, olaparib combines the best docking score with weak physisorption, which would favour release.</w:t>
       </w:r>
     </w:p>
     <w:p>
@@ -1778,7 +1778,7 @@
       </w:r>
       <w:r>
         <w:rPr/>
-        <w:t xml:space="preserve"> = 0.35 and 0.32; Fig. 7, Table 2, Table S4). The adsorption result is chemically reasonable: whether a drug chemisorbs depends on whether one of its Lewis-basic groups can reach a boron atom in a favourable geometry, a local structural feature that global descriptors such as molecular weight or electrophilicity do not encode. In both models all drugs except epirubicin lie inside the applicability domain, so the failure is not an extrapolation effect. These negative results are reported as such; they indicate that screening B</w:t>
+        <w:t xml:space="preserve"> = 0.35 and 0.32; Fig. 7, Table 2, Table S4). The adsorption result is chemically reasonable: whether a drug chemisorbs depends on whether one of its Lewis-basic groups can reach a boron atom in a favourable geometry, a local structural feature that global descriptors such as molecular weight or electrophilicity do not encode. In both models all drugs except epirubicin lie inside the applicability domain, so the failure is not an extrapolation effect. These negative results are reported as such; they indicate that, at least with global descriptors of this kind, screening B</w:t>
       </w:r>
       <w:r>
         <w:rPr>
@@ -1798,7 +1798,7 @@
       </w:r>
       <w:r>
         <w:rPr/>
-        <w:t xml:space="preserve"> carriers requires explicit adsorption calculations rather than descriptor surrogates.</w:t>
+        <w:t xml:space="preserve"> carriers requires explicit adsorption calculations.</w:t>
       </w:r>
     </w:p>
     <w:p>
@@ -6831,7 +6831,7 @@
       </w:r>
       <w:r>
         <w:rPr/>
-        <w:t xml:space="preserve"> cage, 12 of 30 anti-TNBC drugs chemisorb through B–O or B–N dative bonds and 18 physisorb; one, doxorubicin, reacts with the cage. The regime, not the therapeutic class, dominates the strength of binding. A docking protocol validated on the crystallographic talazoparib pose places the drugs in the PARP1 nicotinamide pocket and ranks the approved PARP inhibitors first, and target affinity is independent of carrier binding. Descriptor-based QSPR models fail for both endpoints (</w:t>
+        <w:t xml:space="preserve"> cage, 12 of 30 anti-TNBC drugs chemisorb through B–O or B–N dative bonds and 18 physisorb; one, doxorubicin, reacts with the cage. The regime, not the therapeutic class, dominates the strength of binding. A docking protocol validated on the crystallographic talazoparib pose places the drugs in the PARP1 nicotinamide pocket and ranks the approved PARP inhibitors first, and the docking score is uncorrelated with carrier binding. Descriptor-based QSPR models fail for both endpoints (</w:t>
       </w:r>
       <w:r>
         <w:rPr>
@@ -6853,7 +6853,7 @@
       </w:r>
       <w:r>
         <w:rPr/>
-        <w:t xml:space="preserve"> ≈ −0.08 and −0.08), so B</w:t>
+        <w:t xml:space="preserve"> ≈ −0.08 and −0.08), so with such descriptors B</w:t>
       </w:r>
       <w:r>
         <w:rPr>
@@ -6873,7 +6873,7 @@
       </w:r>
       <w:r>
         <w:rPr/>
-        <w:t xml:space="preserve"> loading must be assessed by explicit adsorption calculations. The study is limited to gas-phase GFN2-xTB energies on a single cage and to rigid-receptor docking; solvation, higher-level energies for the chemisorbed complexes and release kinetics are the natural next steps.</w:t>
+        <w:t xml:space="preserve"> loading has to be assessed by explicit adsorption calculations. The study is limited to gas-phase GFN2-xTB energies on a single cage and to rigid-receptor docking; solvation, higher-level energies for the chemisorbed complexes and release kinetics are the natural next steps.</w:t>
       </w:r>
     </w:p>
     <w:p>
